--- a/ab_test/ABTest_Plan.docx
+++ b/ab_test/ABTest_Plan.docx
@@ -23,12 +23,6 @@
         <w:gridCol w:w="10080"/>
       </w:tblGrid>
       <w:tr>
-        <w:tblPrEx>
-          <w:tblCellMar>
-            <w:top w:w="0" w:type="dxa"/>
-            <w:bottom w:w="0" w:type="dxa"/>
-          </w:tblCellMar>
-        </w:tblPrEx>
         <w:tc>
           <w:tcPr>
             <w:tcW w:w="10080" w:type="dxa"/>
@@ -73,7 +67,23 @@
                 <w:sz w:val="18"/>
                 <w:szCs w:val="18"/>
               </w:rPr>
-              <w:t xml:space="preserve">Module DDDM  ·  2024  ·  </w:t>
+              <w:t xml:space="preserve">Module </w:t>
+            </w:r>
+            <w:r>
+              <w:rPr>
+                <w:color w:val="93C5FD"/>
+                <w:sz w:val="18"/>
+                <w:szCs w:val="18"/>
+              </w:rPr>
+              <w:t xml:space="preserve">DDDM  </w:t>
+            </w:r>
+            <w:r>
+              <w:rPr>
+                <w:color w:val="93C5FD"/>
+                <w:sz w:val="18"/>
+                <w:szCs w:val="18"/>
+              </w:rPr>
+              <w:t xml:space="preserve"> ·  </w:t>
             </w:r>
           </w:p>
         </w:tc>
@@ -104,7 +114,9 @@
         </w:pBdr>
         <w:spacing w:before="80" w:after="80"/>
       </w:pPr>
-    </w:p>
+      <w:bookmarkStart w:id="0" w:name="_GoBack"/>
+    </w:p>
+    <w:bookmarkEnd w:id="0"/>
     <w:p>
       <w:pPr>
         <w:spacing w:after="80"/>
@@ -131,13 +143,7 @@
         <w:rPr>
           <w:color w:val="111827"/>
         </w:rPr>
-        <w:t>Ce plan A/B Test vise à valider expérimentalement la recommandation principale issue de l'analyse DDDM : la mise en avant des produits identifiés comme « Stars » (Score Composite ≥ 60/100) améliore-t-elle significativement le taux de conversion et le chiff</w:t>
-      </w:r>
-      <w:r>
-        <w:rPr>
-          <w:color w:val="111827"/>
-        </w:rPr>
-        <w:t>re d'affaires ?</w:t>
+        <w:t>Ce plan A/B Test vise à valider expérimentalement la recommandation principale issue de l'analyse DDDM : la mise en avant des produits identifiés comme « Stars » (Score Composite ≥ 60/100) améliore-t-elle significativement le taux de conversion et le chiffre d'affaires ?</w:t>
       </w:r>
     </w:p>
     <w:p>
@@ -180,12 +186,6 @@
         <w:gridCol w:w="7020"/>
       </w:tblGrid>
       <w:tr>
-        <w:tblPrEx>
-          <w:tblCellMar>
-            <w:top w:w="0" w:type="dxa"/>
-            <w:bottom w:w="0" w:type="dxa"/>
-          </w:tblCellMar>
-        </w:tblPrEx>
         <w:tc>
           <w:tcPr>
             <w:tcW w:w="2340" w:type="dxa"/>
@@ -271,12 +271,6 @@
         <w:gridCol w:w="7020"/>
       </w:tblGrid>
       <w:tr>
-        <w:tblPrEx>
-          <w:tblCellMar>
-            <w:top w:w="0" w:type="dxa"/>
-            <w:bottom w:w="0" w:type="dxa"/>
-          </w:tblCellMar>
-        </w:tblPrEx>
         <w:tc>
           <w:tcPr>
             <w:tcW w:w="2340" w:type="dxa"/>
@@ -362,12 +356,6 @@
         <w:gridCol w:w="7020"/>
       </w:tblGrid>
       <w:tr>
-        <w:tblPrEx>
-          <w:tblCellMar>
-            <w:top w:w="0" w:type="dxa"/>
-            <w:bottom w:w="0" w:type="dxa"/>
-          </w:tblCellMar>
-        </w:tblPrEx>
         <w:tc>
           <w:tcPr>
             <w:tcW w:w="2340" w:type="dxa"/>
@@ -453,12 +441,6 @@
         <w:gridCol w:w="7020"/>
       </w:tblGrid>
       <w:tr>
-        <w:tblPrEx>
-          <w:tblCellMar>
-            <w:top w:w="0" w:type="dxa"/>
-            <w:bottom w:w="0" w:type="dxa"/>
-          </w:tblCellMar>
-        </w:tblPrEx>
         <w:tc>
           <w:tcPr>
             <w:tcW w:w="2340" w:type="dxa"/>
@@ -584,12 +566,6 @@
         <w:gridCol w:w="4320"/>
       </w:tblGrid>
       <w:tr>
-        <w:tblPrEx>
-          <w:tblCellMar>
-            <w:top w:w="0" w:type="dxa"/>
-            <w:bottom w:w="0" w:type="dxa"/>
-          </w:tblCellMar>
-        </w:tblPrEx>
         <w:tc>
           <w:tcPr>
             <w:tcW w:w="1440" w:type="dxa"/>
@@ -682,12 +658,6 @@
         </w:tc>
       </w:tr>
       <w:tr>
-        <w:tblPrEx>
-          <w:tblCellMar>
-            <w:top w:w="0" w:type="dxa"/>
-            <w:bottom w:w="0" w:type="dxa"/>
-          </w:tblCellMar>
-        </w:tblPrEx>
         <w:tc>
           <w:tcPr>
             <w:tcW w:w="1440" w:type="dxa"/>
@@ -776,12 +746,6 @@
         </w:tc>
       </w:tr>
       <w:tr>
-        <w:tblPrEx>
-          <w:tblCellMar>
-            <w:top w:w="0" w:type="dxa"/>
-            <w:bottom w:w="0" w:type="dxa"/>
-          </w:tblCellMar>
-        </w:tblPrEx>
         <w:tc>
           <w:tcPr>
             <w:tcW w:w="1440" w:type="dxa"/>
@@ -902,12 +866,6 @@
         </w:tc>
       </w:tr>
       <w:tr>
-        <w:tblPrEx>
-          <w:tblCellMar>
-            <w:top w:w="0" w:type="dxa"/>
-            <w:bottom w:w="0" w:type="dxa"/>
-          </w:tblCellMar>
-        </w:tblPrEx>
         <w:tc>
           <w:tcPr>
             <w:tcW w:w="1440" w:type="dxa"/>
@@ -996,12 +954,6 @@
         </w:tc>
       </w:tr>
       <w:tr>
-        <w:tblPrEx>
-          <w:tblCellMar>
-            <w:top w:w="0" w:type="dxa"/>
-            <w:bottom w:w="0" w:type="dxa"/>
-          </w:tblCellMar>
-        </w:tblPrEx>
         <w:tc>
           <w:tcPr>
             <w:tcW w:w="1440" w:type="dxa"/>
@@ -1247,12 +1199,6 @@
         <w:gridCol w:w="7020"/>
       </w:tblGrid>
       <w:tr>
-        <w:tblPrEx>
-          <w:tblCellMar>
-            <w:top w:w="0" w:type="dxa"/>
-            <w:bottom w:w="0" w:type="dxa"/>
-          </w:tblCellMar>
-        </w:tblPrEx>
         <w:tc>
           <w:tcPr>
             <w:tcW w:w="2340" w:type="dxa"/>
@@ -1338,12 +1284,6 @@
         <w:gridCol w:w="7020"/>
       </w:tblGrid>
       <w:tr>
-        <w:tblPrEx>
-          <w:tblCellMar>
-            <w:top w:w="0" w:type="dxa"/>
-            <w:bottom w:w="0" w:type="dxa"/>
-          </w:tblCellMar>
-        </w:tblPrEx>
         <w:tc>
           <w:tcPr>
             <w:tcW w:w="2340" w:type="dxa"/>
@@ -1435,12 +1375,6 @@
         <w:gridCol w:w="7020"/>
       </w:tblGrid>
       <w:tr>
-        <w:tblPrEx>
-          <w:tblCellMar>
-            <w:top w:w="0" w:type="dxa"/>
-            <w:bottom w:w="0" w:type="dxa"/>
-          </w:tblCellMar>
-        </w:tblPrEx>
         <w:tc>
           <w:tcPr>
             <w:tcW w:w="2340" w:type="dxa"/>
@@ -1493,15 +1427,7 @@
               <w:rPr>
                 <w:color w:val="111827"/>
               </w:rPr>
-              <w:t>~2 jours  (sur une base de 5 000 v</w:t>
-            </w:r>
-            <w:bookmarkStart w:id="0" w:name="_GoBack"/>
-            <w:bookmarkEnd w:id="0"/>
-            <w:r>
-              <w:rPr>
-                <w:color w:val="111827"/>
-              </w:rPr>
-              <w:t>isiteurs/jour)</w:t>
+              <w:t>~2 jours  (sur une base de 5 000 visiteurs/jour)</w:t>
             </w:r>
           </w:p>
         </w:tc>
@@ -1581,12 +1507,6 @@
         <w:gridCol w:w="2263"/>
       </w:tblGrid>
       <w:tr>
-        <w:tblPrEx>
-          <w:tblCellMar>
-            <w:top w:w="0" w:type="dxa"/>
-            <w:bottom w:w="0" w:type="dxa"/>
-          </w:tblCellMar>
-        </w:tblPrEx>
         <w:tc>
           <w:tcPr>
             <w:tcW w:w="2340" w:type="dxa"/>
@@ -1709,12 +1629,6 @@
         </w:tc>
       </w:tr>
       <w:tr>
-        <w:tblPrEx>
-          <w:tblCellMar>
-            <w:top w:w="0" w:type="dxa"/>
-            <w:bottom w:w="0" w:type="dxa"/>
-          </w:tblCellMar>
-        </w:tblPrEx>
         <w:tc>
           <w:tcPr>
             <w:tcW w:w="2520" w:type="dxa"/>
@@ -1886,12 +1800,6 @@
         <w:gridCol w:w="2245"/>
       </w:tblGrid>
       <w:tr>
-        <w:tblPrEx>
-          <w:tblCellMar>
-            <w:top w:w="0" w:type="dxa"/>
-            <w:bottom w:w="0" w:type="dxa"/>
-          </w:tblCellMar>
-        </w:tblPrEx>
         <w:tc>
           <w:tcPr>
             <w:tcW w:w="2427" w:type="dxa"/>
@@ -1984,12 +1892,6 @@
         </w:tc>
       </w:tr>
       <w:tr>
-        <w:tblPrEx>
-          <w:tblCellMar>
-            <w:top w:w="0" w:type="dxa"/>
-            <w:bottom w:w="0" w:type="dxa"/>
-          </w:tblCellMar>
-        </w:tblPrEx>
         <w:tc>
           <w:tcPr>
             <w:tcW w:w="2427" w:type="dxa"/>
@@ -2076,12 +1978,6 @@
         </w:tc>
       </w:tr>
       <w:tr>
-        <w:tblPrEx>
-          <w:tblCellMar>
-            <w:top w:w="0" w:type="dxa"/>
-            <w:bottom w:w="0" w:type="dxa"/>
-          </w:tblCellMar>
-        </w:tblPrEx>
         <w:tc>
           <w:tcPr>
             <w:tcW w:w="2427" w:type="dxa"/>
@@ -2168,12 +2064,6 @@
         </w:tc>
       </w:tr>
       <w:tr>
-        <w:tblPrEx>
-          <w:tblCellMar>
-            <w:top w:w="0" w:type="dxa"/>
-            <w:bottom w:w="0" w:type="dxa"/>
-          </w:tblCellMar>
-        </w:tblPrEx>
         <w:tc>
           <w:tcPr>
             <w:tcW w:w="2427" w:type="dxa"/>
@@ -2260,12 +2150,6 @@
         </w:tc>
       </w:tr>
       <w:tr>
-        <w:tblPrEx>
-          <w:tblCellMar>
-            <w:top w:w="0" w:type="dxa"/>
-            <w:bottom w:w="0" w:type="dxa"/>
-          </w:tblCellMar>
-        </w:tblPrEx>
         <w:tc>
           <w:tcPr>
             <w:tcW w:w="2427" w:type="dxa"/>
@@ -2468,13 +2352,7 @@
         <w:rPr>
           <w:color w:val="6B7280"/>
         </w:rPr>
-        <w:t xml:space="preserve">    Activation simultanée des deux groupes, monitoring t</w:t>
-      </w:r>
-      <w:r>
-        <w:rPr>
-          <w:color w:val="6B7280"/>
-        </w:rPr>
-        <w:t>emps réel toutes les 6h.</w:t>
+        <w:t xml:space="preserve">    Activation simultanée des deux groupes, monitoring temps réel toutes les 6h.</w:t>
       </w:r>
     </w:p>
     <w:p>
@@ -2670,12 +2548,6 @@
         <w:gridCol w:w="7020"/>
       </w:tblGrid>
       <w:tr>
-        <w:tblPrEx>
-          <w:tblCellMar>
-            <w:top w:w="0" w:type="dxa"/>
-            <w:bottom w:w="0" w:type="dxa"/>
-          </w:tblCellMar>
-        </w:tblPrEx>
         <w:tc>
           <w:tcPr>
             <w:tcW w:w="2340" w:type="dxa"/>
@@ -2728,13 +2600,7 @@
               <w:rPr>
                 <w:color w:val="111827"/>
               </w:rPr>
-              <w:t>Test t de Stud</w:t>
-            </w:r>
-            <w:r>
-              <w:rPr>
-                <w:color w:val="111827"/>
-              </w:rPr>
-              <w:t>ent bilatéral sur proportions (taux de conversion)</w:t>
+              <w:t>Test t de Student bilatéral sur proportions (taux de conversion)</w:t>
             </w:r>
           </w:p>
         </w:tc>
@@ -2767,12 +2633,6 @@
         <w:gridCol w:w="7020"/>
       </w:tblGrid>
       <w:tr>
-        <w:tblPrEx>
-          <w:tblCellMar>
-            <w:top w:w="0" w:type="dxa"/>
-            <w:bottom w:w="0" w:type="dxa"/>
-          </w:tblCellMar>
-        </w:tblPrEx>
         <w:tc>
           <w:tcPr>
             <w:tcW w:w="2340" w:type="dxa"/>
@@ -2858,12 +2718,6 @@
         <w:gridCol w:w="7020"/>
       </w:tblGrid>
       <w:tr>
-        <w:tblPrEx>
-          <w:tblCellMar>
-            <w:top w:w="0" w:type="dxa"/>
-            <w:bottom w:w="0" w:type="dxa"/>
-          </w:tblCellMar>
-        </w:tblPrEx>
         <w:tc>
           <w:tcPr>
             <w:tcW w:w="2340" w:type="dxa"/>
@@ -2976,12 +2830,6 @@
         <w:gridCol w:w="3360"/>
       </w:tblGrid>
       <w:tr>
-        <w:tblPrEx>
-          <w:tblCellMar>
-            <w:top w:w="0" w:type="dxa"/>
-            <w:bottom w:w="0" w:type="dxa"/>
-          </w:tblCellMar>
-        </w:tblPrEx>
         <w:tc>
           <w:tcPr>
             <w:tcW w:w="3360" w:type="dxa"/>
@@ -3074,12 +2922,6 @@
         </w:tc>
       </w:tr>
       <w:tr>
-        <w:tblPrEx>
-          <w:tblCellMar>
-            <w:top w:w="0" w:type="dxa"/>
-            <w:bottom w:w="0" w:type="dxa"/>
-          </w:tblCellMar>
-        </w:tblPrEx>
         <w:tc>
           <w:tcPr>
             <w:tcW w:w="3360" w:type="dxa"/>
@@ -3166,12 +3008,6 @@
         </w:tc>
       </w:tr>
       <w:tr>
-        <w:tblPrEx>
-          <w:tblCellMar>
-            <w:top w:w="0" w:type="dxa"/>
-            <w:bottom w:w="0" w:type="dxa"/>
-          </w:tblCellMar>
-        </w:tblPrEx>
         <w:tc>
           <w:tcPr>
             <w:tcW w:w="3360" w:type="dxa"/>
@@ -3258,12 +3094,6 @@
         </w:tc>
       </w:tr>
       <w:tr>
-        <w:tblPrEx>
-          <w:tblCellMar>
-            <w:top w:w="0" w:type="dxa"/>
-            <w:bottom w:w="0" w:type="dxa"/>
-          </w:tblCellMar>
-        </w:tblPrEx>
         <w:tc>
           <w:tcPr>
             <w:tcW w:w="3360" w:type="dxa"/>
